--- a/W16/Final_Exam_Solution.docx
+++ b/W16/Final_Exam_Solution.docx
@@ -309,7 +309,7 @@
           <v:shape id="_x0000_i1025" type="#_x0000_t75" style="width:36.6pt;height:13.8pt" o:ole="">
             <v:imagedata r:id="rId7" o:title=""/>
           </v:shape>
-          <o:OLEObject Type="Embed" ProgID="Equation.DSMT4" ShapeID="_x0000_i1025" DrawAspect="Content" ObjectID="_1827833402" r:id="rId8"/>
+          <o:OLEObject Type="Embed" ProgID="Equation.DSMT4" ShapeID="_x0000_i1025" DrawAspect="Content" ObjectID="_1827833663" r:id="rId8"/>
         </w:object>
       </w:r>
       <w:r>
@@ -2257,6 +2257,70 @@
                       <w:sz w:val="24"/>
                       <w:szCs w:val="24"/>
                     </w:rPr>
+                    <m:t>B</m:t>
+                  </m:r>
+                </m:sub>
+                <m:sup>
+                  <m:d>
+                    <m:dPr>
+                      <m:ctrlPr>
+                        <w:rPr>
+                          <w:rFonts w:ascii="Cambria Math" w:hAnsi="Cambria Math" w:cs="Times New Roman"/>
+                          <w:i/>
+                          <w:sz w:val="24"/>
+                          <w:szCs w:val="24"/>
+                        </w:rPr>
+                      </m:ctrlPr>
+                    </m:dPr>
+                    <m:e>
+                      <m:r>
+                        <w:rPr>
+                          <w:rFonts w:ascii="Cambria Math" w:hAnsi="Cambria Math" w:cs="Times New Roman"/>
+                          <w:sz w:val="24"/>
+                          <w:szCs w:val="24"/>
+                        </w:rPr>
+                        <m:t>0</m:t>
+                      </m:r>
+                    </m:e>
+                  </m:d>
+                </m:sup>
+              </m:sSubSup>
+              <m:r>
+                <w:rPr>
+                  <w:rFonts w:ascii="Cambria Math" w:hAnsi="Cambria Math" w:cs="Times New Roman"/>
+                  <w:sz w:val="24"/>
+                  <w:szCs w:val="24"/>
+                </w:rPr>
+                <m:t>+</m:t>
+              </m:r>
+              <m:sSubSup>
+                <m:sSubSupPr>
+                  <m:ctrlPr>
+                    <w:rPr>
+                      <w:rFonts w:ascii="Cambria Math" w:hAnsi="Cambria Math" w:cs="Times New Roman"/>
+                      <w:i/>
+                      <w:sz w:val="24"/>
+                      <w:szCs w:val="24"/>
+                    </w:rPr>
+                  </m:ctrlPr>
+                </m:sSubSupPr>
+                <m:e>
+                  <m:r>
+                    <w:rPr>
+                      <w:rFonts w:ascii="Cambria Math" w:hAnsi="Cambria Math" w:cs="Times New Roman"/>
+                      <w:sz w:val="24"/>
+                      <w:szCs w:val="24"/>
+                    </w:rPr>
+                    <m:t>h</m:t>
+                  </m:r>
+                </m:e>
+                <m:sub>
+                  <m:r>
+                    <w:rPr>
+                      <w:rFonts w:ascii="Cambria Math" w:hAnsi="Cambria Math" w:cs="Times New Roman"/>
+                      <w:sz w:val="24"/>
+                      <w:szCs w:val="24"/>
+                    </w:rPr>
                     <m:t>D</m:t>
                   </m:r>
                 </m:sub>
@@ -2343,7 +2407,23 @@
                   <w:sz w:val="24"/>
                   <w:szCs w:val="24"/>
                 </w:rPr>
-                <m:t>0.1+0.2</m:t>
+                <m:t>0.1+</m:t>
+              </m:r>
+              <m:r>
+                <w:rPr>
+                  <w:rFonts w:ascii="Cambria Math" w:hAnsi="Cambria Math" w:cs="Times New Roman"/>
+                  <w:sz w:val="24"/>
+                  <w:szCs w:val="24"/>
+                </w:rPr>
+                <m:t>0.2+</m:t>
+              </m:r>
+              <m:r>
+                <w:rPr>
+                  <w:rFonts w:ascii="Cambria Math" w:hAnsi="Cambria Math" w:cs="Times New Roman"/>
+                  <w:sz w:val="24"/>
+                  <w:szCs w:val="24"/>
+                </w:rPr>
+                <m:t>0.2</m:t>
               </m:r>
             </m:e>
           </m:d>
@@ -2353,7 +2433,23 @@
               <w:sz w:val="24"/>
               <w:szCs w:val="24"/>
             </w:rPr>
-            <m:t>=0.75</m:t>
+            <m:t>=0.</m:t>
+          </m:r>
+          <m:r>
+            <w:rPr>
+              <w:rFonts w:ascii="Cambria Math" w:hAnsi="Cambria Math" w:cs="Times New Roman"/>
+              <w:sz w:val="24"/>
+              <w:szCs w:val="24"/>
+            </w:rPr>
+            <m:t>9</m:t>
+          </m:r>
+          <m:r>
+            <w:rPr>
+              <w:rFonts w:ascii="Cambria Math" w:hAnsi="Cambria Math" w:cs="Times New Roman"/>
+              <w:sz w:val="24"/>
+              <w:szCs w:val="24"/>
+            </w:rPr>
+            <m:t>5</m:t>
           </m:r>
         </m:oMath>
       </m:oMathPara>
@@ -3466,7 +3562,7 @@
                 <v:shape id="_x0000_i1026" type="#_x0000_t75" style="width:50.4pt;height:20.4pt" o:ole="">
                   <v:imagedata r:id="rId11" o:title=""/>
                 </v:shape>
-                <o:OLEObject Type="Embed" ProgID="Equation.DSMT4" ShapeID="_x0000_i1026" DrawAspect="Content" ObjectID="_1827833403" r:id="rId12"/>
+                <o:OLEObject Type="Embed" ProgID="Equation.DSMT4" ShapeID="_x0000_i1026" DrawAspect="Content" ObjectID="_1827833664" r:id="rId12"/>
               </w:object>
             </w:r>
             <w:r>
@@ -4587,16 +4683,7 @@
                   <w:szCs w:val="24"/>
                   <w:lang w:val="vi-VN"/>
                 </w:rPr>
-                <m:t>1,2,</m:t>
-              </m:r>
-              <m:r>
-                <w:rPr>
-                  <w:rFonts w:ascii="Cambria Math" w:hAnsi="Cambria Math" w:cs="Times New Roman"/>
-                  <w:sz w:val="24"/>
-                  <w:szCs w:val="24"/>
-                  <w:lang w:val="vi-VN"/>
-                </w:rPr>
-                <m:t>3</m:t>
+                <m:t>1,2,3</m:t>
               </m:r>
             </m:e>
           </m:d>
@@ -4607,16 +4694,7 @@
               <w:szCs w:val="24"/>
               <w:lang w:val="vi-VN"/>
             </w:rPr>
-            <m:t>=</m:t>
-          </m:r>
-          <m:r>
-            <w:rPr>
-              <w:rFonts w:ascii="Cambria Math" w:hAnsi="Cambria Math" w:cs="Times New Roman"/>
-              <w:sz w:val="24"/>
-              <w:szCs w:val="24"/>
-              <w:lang w:val="vi-VN"/>
-            </w:rPr>
-            <m:t>6</m:t>
+            <m:t>=6</m:t>
           </m:r>
         </m:oMath>
       </m:oMathPara>
@@ -4729,16 +4807,7 @@
                   <w:szCs w:val="24"/>
                   <w:lang w:val="vi-VN"/>
                 </w:rPr>
-                <m:t>1</m:t>
-              </m:r>
-              <m:r>
-                <w:rPr>
-                  <w:rFonts w:ascii="Cambria Math" w:hAnsi="Cambria Math" w:cs="Times New Roman"/>
-                  <w:sz w:val="24"/>
-                  <w:szCs w:val="24"/>
-                  <w:lang w:val="vi-VN"/>
-                </w:rPr>
-                <m:t>,3,4</m:t>
+                <m:t>1,3,4</m:t>
               </m:r>
             </m:e>
           </m:d>
@@ -4749,16 +4818,7 @@
               <w:szCs w:val="24"/>
               <w:lang w:val="vi-VN"/>
             </w:rPr>
-            <m:t>=</m:t>
-          </m:r>
-          <m:r>
-            <w:rPr>
-              <w:rFonts w:ascii="Cambria Math" w:hAnsi="Cambria Math" w:cs="Times New Roman"/>
-              <w:sz w:val="24"/>
-              <w:szCs w:val="24"/>
-              <w:lang w:val="vi-VN"/>
-            </w:rPr>
-            <m:t>8</m:t>
+            <m:t>=8</m:t>
           </m:r>
         </m:oMath>
       </m:oMathPara>
@@ -4969,43 +5029,7 @@
                   <w:szCs w:val="24"/>
                   <w:lang w:val="vi-VN"/>
                 </w:rPr>
-                <m:t>6</m:t>
-              </m:r>
-              <m:r>
-                <w:rPr>
-                  <w:rFonts w:ascii="Cambria Math" w:hAnsi="Cambria Math" w:cs="Times New Roman"/>
-                  <w:sz w:val="24"/>
-                  <w:szCs w:val="24"/>
-                  <w:lang w:val="vi-VN"/>
-                </w:rPr>
-                <m:t>,</m:t>
-              </m:r>
-              <m:r>
-                <w:rPr>
-                  <w:rFonts w:ascii="Cambria Math" w:hAnsi="Cambria Math" w:cs="Times New Roman"/>
-                  <w:sz w:val="24"/>
-                  <w:szCs w:val="24"/>
-                  <w:lang w:val="vi-VN"/>
-                </w:rPr>
-                <m:t>8</m:t>
-              </m:r>
-              <m:r>
-                <w:rPr>
-                  <w:rFonts w:ascii="Cambria Math" w:hAnsi="Cambria Math" w:cs="Times New Roman"/>
-                  <w:sz w:val="24"/>
-                  <w:szCs w:val="24"/>
-                  <w:lang w:val="vi-VN"/>
-                </w:rPr>
-                <m:t>,</m:t>
-              </m:r>
-              <m:r>
-                <w:rPr>
-                  <w:rFonts w:ascii="Cambria Math" w:hAnsi="Cambria Math" w:cs="Times New Roman"/>
-                  <w:sz w:val="24"/>
-                  <w:szCs w:val="24"/>
-                  <w:lang w:val="vi-VN"/>
-                </w:rPr>
-                <m:t>7</m:t>
+                <m:t>6,8,7</m:t>
               </m:r>
             </m:e>
           </m:d>
@@ -5016,16 +5040,7 @@
               <w:szCs w:val="24"/>
               <w:lang w:val="vi-VN"/>
             </w:rPr>
-            <m:t>=</m:t>
-          </m:r>
-          <m:r>
-            <w:rPr>
-              <w:rFonts w:ascii="Cambria Math" w:hAnsi="Cambria Math" w:cs="Times New Roman"/>
-              <w:sz w:val="24"/>
-              <w:szCs w:val="24"/>
-              <w:lang w:val="vi-VN"/>
-            </w:rPr>
-            <m:t>7</m:t>
+            <m:t>=7</m:t>
           </m:r>
         </m:oMath>
       </m:oMathPara>
